--- a/public/resume/cover-letter-devops.docx
+++ b/public/resume/cover-letter-devops.docx
@@ -33,7 +33,7 @@
         </w:rPr>
         <w:t xml:space="preserve">✉ </w:t>
       </w:r>
-      <w:hyperlink w:history="1" r:id="rIdlurl0r82u3aqwqu4wdoyh">
+      <w:hyperlink w:history="1" r:id="rId4kpdl_gzilst1gqabgrnm">
         <w:r>
           <w:rPr>
             <w:rFonts w:ascii="Calibri" w:cs="Calibri" w:eastAsia="Calibri" w:hAnsi="Calibri"/>
@@ -63,7 +63,7 @@
         </w:rPr>
         <w:t xml:space="preserve">• </w:t>
       </w:r>
-      <w:hyperlink w:history="1" r:id="rIdubpusrsoturwwbskcj8cm">
+      <w:hyperlink w:history="1" r:id="rIdpe39rqi_pw8a3xgduieff">
         <w:r>
           <w:rPr>
             <w:rFonts w:ascii="Calibri" w:cs="Calibri" w:eastAsia="Calibri" w:hAnsi="Calibri"/>
@@ -93,7 +93,7 @@
         </w:rPr>
         <w:t xml:space="preserve">⁠in </w:t>
       </w:r>
-      <w:hyperlink w:history="1" r:id="rIdtennwvrvuxpdoif2est0t">
+      <w:hyperlink w:history="1" r:id="rId5ey9nubqk4cp-xjmey7s4">
         <w:r>
           <w:rPr>
             <w:rFonts w:ascii="Calibri" w:cs="Calibri" w:eastAsia="Calibri" w:hAnsi="Calibri"/>
@@ -123,7 +123,7 @@
         </w:rPr>
         <w:t xml:space="preserve">◔ </w:t>
       </w:r>
-      <w:hyperlink w:history="1" r:id="rIdqdtgjs5urd-pf9zeas8gp">
+      <w:hyperlink w:history="1" r:id="rIdw7y11-2pzxjgvxlayyeql">
         <w:r>
           <w:rPr>
             <w:rFonts w:ascii="Calibri" w:cs="Calibri" w:eastAsia="Calibri" w:hAnsi="Calibri"/>

--- a/public/resume/cover-letter-devops.docx
+++ b/public/resume/cover-letter-devops.docx
@@ -33,7 +33,7 @@
         </w:rPr>
         <w:t xml:space="preserve">✉ </w:t>
       </w:r>
-      <w:hyperlink w:history="1" r:id="rId4kpdl_gzilst1gqabgrnm">
+      <w:hyperlink w:history="1" r:id="rIdzrdpqtlh17fsgkw2_l1wv">
         <w:r>
           <w:rPr>
             <w:rFonts w:ascii="Calibri" w:cs="Calibri" w:eastAsia="Calibri" w:hAnsi="Calibri"/>
@@ -63,7 +63,7 @@
         </w:rPr>
         <w:t xml:space="preserve">• </w:t>
       </w:r>
-      <w:hyperlink w:history="1" r:id="rIdpe39rqi_pw8a3xgduieff">
+      <w:hyperlink w:history="1" r:id="rId3bipnnq_cdf4itrnuxp1t">
         <w:r>
           <w:rPr>
             <w:rFonts w:ascii="Calibri" w:cs="Calibri" w:eastAsia="Calibri" w:hAnsi="Calibri"/>
@@ -93,7 +93,7 @@
         </w:rPr>
         <w:t xml:space="preserve">⁠in </w:t>
       </w:r>
-      <w:hyperlink w:history="1" r:id="rId5ey9nubqk4cp-xjmey7s4">
+      <w:hyperlink w:history="1" r:id="rIdzsujlr8jakhy7pktvvhtk">
         <w:r>
           <w:rPr>
             <w:rFonts w:ascii="Calibri" w:cs="Calibri" w:eastAsia="Calibri" w:hAnsi="Calibri"/>
@@ -123,7 +123,7 @@
         </w:rPr>
         <w:t xml:space="preserve">◔ </w:t>
       </w:r>
-      <w:hyperlink w:history="1" r:id="rIdw7y11-2pzxjgvxlayyeql">
+      <w:hyperlink w:history="1" r:id="rIdnrr41lnmyzufppzw0lkbn">
         <w:r>
           <w:rPr>
             <w:rFonts w:ascii="Calibri" w:cs="Calibri" w:eastAsia="Calibri" w:hAnsi="Calibri"/>
